--- a/certificates/year - Temp - Ar - test2 - DEFAULT.docx
+++ b/certificates/year - Temp - Ar - test2 - DEFAULT.docx
@@ -375,7 +375,7 @@
                 <w:sz w:val="24"/>
                 <w:szCs w:val="24"/>
               </w:rPr>
-              <w:t xml:space="preserve"/>
+              <w:t xml:space="preserve">١٩٩٧٤٥٦٨٥٢٣١</w:t>
             </w:r>
           </w:p>
         </w:tc>
@@ -791,7 +791,7 @@
                 <w:rtl/>
                 <w:lang w:bidi="ar-IQ"/>
               </w:rPr>
-              <w:t xml:space="preserve"> ١٠٥</w:t>
+              <w:t xml:space="preserve"> ١٠٦</w:t>
             </w:r>
           </w:p>
         </w:tc>
